--- a/Fase 1/Evidencias Grupales/1.5_GuiaEstudiante_Fase 1_Definicion Proyecto APT.docx
+++ b/Fase 1/Evidencias Grupales/1.5_GuiaEstudiante_Fase 1_Definicion Proyecto APT.docx
@@ -3417,6 +3417,352 @@
               </w:rPr>
               <w:t xml:space="preserve"> Liderar el modelado, seguridad y administración de la base de datos relacional. Encargado de programar la integración y conexión del sistema con las APIs externas (el asistente pedagógico con Inteligencia Artificial y el motor de alertas tempranas mediante WhatsApp), además de la ejecución de las pruebas de integración del sistema completo.</w:t>
             </w:r>
+          </w:p>
+          <w:p>
+            <w:pPr>
+              <w:spacing w:before="160" w:lineRule="auto"/>
+              <w:jc w:val="center"/>
+              <w:rPr>
+                <w:i w:val="1"/>
+                <w:iCs w:val="1"/>
+                <w:sz w:val="20"/>
+                <w:szCs w:val="20"/>
+              </w:rPr>
+            </w:pPr>
+            <w:r>
+              <w:rPr>
+                <w:b w:val="1"/>
+                <w:bCs w:val="1"/>
+                <w:i w:val="1"/>
+                <w:iCs w:val="1"/>
+                <w:sz w:val="20"/>
+                <w:szCs w:val="20"/>
+                <w:rtl w:val="0"/>
+              </w:rPr>
+              <w:t xml:space="preserve">Estrateg</w:t>
+            </w:r>
+            <w:r>
+              <w:rPr>
+                <w:b w:val="1"/>
+                <w:bCs w:val="1"/>
+                <w:i w:val="1"/>
+                <w:iCs w:val="1"/>
+                <w:sz w:val="20"/>
+                <w:szCs w:val="20"/>
+                <w:rtl w:val="0"/>
+              </w:rPr>
+              <w:t xml:space="preserve">ia de Pruebas y Aseguramiento de Calidad</w:t>
+            </w:r>
+            <w:r>
+              <w:rPr>
+                <w:rFonts w:ascii="Arial" w:cs="Arial" w:eastAsia="Arial" w:hAnsi="Arial"/>
+                <w:b w:val="1"/>
+                <w:bCs w:val="1"/>
+                <w:sz w:val="20"/>
+                <w:szCs w:val="20"/>
+                <w:rtl w:val="0"/>
+              </w:rPr>
+              <w:t xml:space="preserve">. </w:t>
+            </w:r>
+            <w:r>
+              <w:rPr>
+                <w:i w:val="1"/>
+                <w:iCs w:val="1"/>
+                <w:sz w:val="20"/>
+                <w:szCs w:val="20"/>
+                <w:rtl w:val="0"/>
+              </w:rPr>
+              <w:t xml:space="preserve">Coherente con el marco de trabajo Scrum declarado, la calidad no se abordará como una fase final del proyecto, sino como una práctica continua dentro de cada Sprint, evitando el anti-patrón de acumular todas las pruebas al cierre del desarrollo (conocido como “hardening sprint”). Para ello, el equipo adoptará las siguientes prácticas:</w:t>
+            </w:r>
+          </w:p>
+          <w:p>
+            <w:pPr>
+              <w:spacing w:before="160" w:lineRule="auto"/>
+              <w:jc w:val="center"/>
+              <w:rPr>
+                <w:i w:val="1"/>
+                <w:iCs w:val="1"/>
+                <w:sz w:val="20"/>
+                <w:szCs w:val="20"/>
+              </w:rPr>
+            </w:pPr>
+            <w:r>
+              <w:rPr>
+                <w:b w:val="1"/>
+                <w:bCs w:val="1"/>
+                <w:i w:val="1"/>
+                <w:iCs w:val="1"/>
+                <w:sz w:val="20"/>
+                <w:szCs w:val="20"/>
+                <w:rtl w:val="0"/>
+              </w:rPr>
+              <w:t xml:space="preserve">Definition of Done (DoD):</w:t>
+            </w:r>
+            <w:r>
+              <w:rPr>
+                <w:rFonts w:ascii="Arial" w:cs="Arial" w:eastAsia="Arial" w:hAnsi="Arial"/>
+                <w:b w:val="1"/>
+                <w:bCs w:val="1"/>
+                <w:sz w:val="20"/>
+                <w:szCs w:val="20"/>
+                <w:rtl w:val="0"/>
+              </w:rPr>
+              <w:t xml:space="preserve"> </w:t>
+            </w:r>
+            <w:r>
+              <w:rPr>
+                <w:i w:val="1"/>
+                <w:iCs w:val="1"/>
+                <w:sz w:val="20"/>
+                <w:szCs w:val="20"/>
+                <w:rtl w:val="0"/>
+              </w:rPr>
+              <w:t xml:space="preserve">un elemento del Product Backlog sólo se considerará “terminado” cuando su código esté integrado en la rama de desarrollo, cuente con pruebas automatizadas escritas y aprobadas, el pipeline de Integración Continua en GitHub Actions esté en verde y el Product Owner haya validado los criterios de aceptación.</w:t>
+            </w:r>
+          </w:p>
+          <w:p>
+            <w:pPr>
+              <w:spacing w:before="160" w:lineRule="auto"/>
+              <w:jc w:val="center"/>
+              <w:rPr>
+                <w:i w:val="1"/>
+                <w:iCs w:val="1"/>
+                <w:sz w:val="20"/>
+                <w:szCs w:val="20"/>
+              </w:rPr>
+            </w:pPr>
+            <w:r>
+              <w:rPr>
+                <w:b w:val="1"/>
+                <w:bCs w:val="1"/>
+                <w:i w:val="1"/>
+                <w:iCs w:val="1"/>
+                <w:sz w:val="20"/>
+                <w:szCs w:val="20"/>
+                <w:rtl w:val="0"/>
+              </w:rPr>
+              <w:t xml:space="preserve">Pirámide de pruebas:</w:t>
+            </w:r>
+            <w:r>
+              <w:rPr>
+                <w:rFonts w:ascii="Arial" w:cs="Arial" w:eastAsia="Arial" w:hAnsi="Arial"/>
+                <w:b w:val="1"/>
+                <w:bCs w:val="1"/>
+                <w:sz w:val="20"/>
+                <w:szCs w:val="20"/>
+                <w:rtl w:val="0"/>
+              </w:rPr>
+              <w:t xml:space="preserve"> </w:t>
+            </w:r>
+            <w:r>
+              <w:rPr>
+                <w:i w:val="1"/>
+                <w:iCs w:val="1"/>
+                <w:sz w:val="20"/>
+                <w:szCs w:val="20"/>
+                <w:rtl w:val="0"/>
+              </w:rPr>
+              <w:t xml:space="preserve">se mantendrá una proporción aproximada de 70% de pruebas unitarias, 20% de integración y 10% end-to-end (E2E). Las pruebas unitarias se escribirán con Pest (PHP) para la lógica de negocio de la plataforma y con pytest (Python) para los cálculos del modelo predictivo. Las pruebas de integración validarán el módulo ETL (CSV → PostgreSQL), la comunicación entre el backend Laravel y el microservicio FastAPI, y el control de accesos por rol implementado con Spatie. Las pruebas E2E cubrirán los flujos críticos del sistema: inicio de sesión por perfil, visualización de dashboards, generación de alertas tempranas y enlaces automatizados de WhatsApp.</w:t>
+            </w:r>
+          </w:p>
+          <w:p>
+            <w:pPr>
+              <w:spacing w:before="160" w:lineRule="auto"/>
+              <w:jc w:val="center"/>
+              <w:rPr>
+                <w:i w:val="1"/>
+                <w:iCs w:val="1"/>
+                <w:sz w:val="20"/>
+                <w:szCs w:val="20"/>
+              </w:rPr>
+            </w:pPr>
+            <w:r>
+              <w:rPr>
+                <w:b w:val="1"/>
+                <w:bCs w:val="1"/>
+                <w:i w:val="1"/>
+                <w:iCs w:val="1"/>
+                <w:sz w:val="20"/>
+                <w:szCs w:val="20"/>
+                <w:rtl w:val="0"/>
+              </w:rPr>
+              <w:t xml:space="preserve">Integración Continua (CI):</w:t>
+            </w:r>
+            <w:r>
+              <w:rPr>
+                <w:rFonts w:ascii="Arial" w:cs="Arial" w:eastAsia="Arial" w:hAnsi="Arial"/>
+                <w:b w:val="1"/>
+                <w:bCs w:val="1"/>
+                <w:sz w:val="20"/>
+                <w:szCs w:val="20"/>
+                <w:rtl w:val="0"/>
+              </w:rPr>
+              <w:t xml:space="preserve"> </w:t>
+            </w:r>
+            <w:r>
+              <w:rPr>
+                <w:i w:val="1"/>
+                <w:iCs w:val="1"/>
+                <w:sz w:val="20"/>
+                <w:szCs w:val="20"/>
+                <w:rtl w:val="0"/>
+              </w:rPr>
+              <w:t xml:space="preserve">desde el primer Sprint de desarrollo, el repositorio contará con un pipeline en GitHub Actions que ejecutará análisis estático de código y la batería de pruebas automatizadas ante cada push o pull request, entregando retroalimentación inmediata y evitando regresiones sobre lo ya construido.</w:t>
+            </w:r>
+          </w:p>
+          <w:p>
+            <w:pPr>
+              <w:spacing w:before="160" w:lineRule="auto"/>
+              <w:jc w:val="center"/>
+              <w:rPr>
+                <w:i w:val="1"/>
+                <w:iCs w:val="1"/>
+                <w:sz w:val="20"/>
+                <w:szCs w:val="20"/>
+              </w:rPr>
+            </w:pPr>
+            <w:r>
+              <w:rPr>
+                <w:b w:val="1"/>
+                <w:bCs w:val="1"/>
+                <w:i w:val="1"/>
+                <w:iCs w:val="1"/>
+                <w:sz w:val="20"/>
+                <w:szCs w:val="20"/>
+                <w:rtl w:val="0"/>
+              </w:rPr>
+              <w:t xml:space="preserve">Pruebas dentro de cada Sprint:</w:t>
+            </w:r>
+            <w:r>
+              <w:rPr>
+                <w:rFonts w:ascii="Arial" w:cs="Arial" w:eastAsia="Arial" w:hAnsi="Arial"/>
+                <w:b w:val="1"/>
+                <w:bCs w:val="1"/>
+                <w:sz w:val="20"/>
+                <w:szCs w:val="20"/>
+                <w:rtl w:val="0"/>
+              </w:rPr>
+              <w:t xml:space="preserve"> </w:t>
+            </w:r>
+            <w:r>
+              <w:rPr>
+                <w:i w:val="1"/>
+                <w:iCs w:val="1"/>
+                <w:sz w:val="20"/>
+                <w:szCs w:val="20"/>
+                <w:rtl w:val="0"/>
+              </w:rPr>
+              <w:t xml:space="preserve">durante la Sprint Planning se definirán los criterios de aceptación y el enfoque de prueba (unitaria, integración o E2E) de cada historia de usuario; durante el desarrollo, las pruebas se escribirán en paralelo al código; y antes de cada Sprint Review se ejecutará una prueba de regresión junto con una sesión de pruebas exploratorias sobre el incremento.</w:t>
+            </w:r>
+          </w:p>
+          <w:p>
+            <w:pPr>
+              <w:spacing w:before="160" w:lineRule="auto"/>
+              <w:jc w:val="center"/>
+              <w:rPr>
+                <w:rFonts w:ascii="Arial" w:cs="Arial" w:eastAsia="Arial" w:hAnsi="Arial"/>
+                <w:sz w:val="20"/>
+                <w:szCs w:val="20"/>
+              </w:rPr>
+            </w:pPr>
+            <w:r>
+              <w:rPr>
+                <w:b w:val="1"/>
+                <w:bCs w:val="1"/>
+                <w:i w:val="1"/>
+                <w:iCs w:val="1"/>
+                <w:sz w:val="20"/>
+                <w:szCs w:val="20"/>
+                <w:rtl w:val="0"/>
+              </w:rPr>
+              <w:t xml:space="preserve">Pruebas de cierre (actividades 2.7 y 3.1)</w:t>
+            </w:r>
+            <w:r>
+              <w:rPr>
+                <w:rFonts w:ascii="Arial" w:cs="Arial" w:eastAsia="Arial" w:hAnsi="Arial"/>
+                <w:b w:val="1"/>
+                <w:bCs w:val="1"/>
+                <w:sz w:val="20"/>
+                <w:szCs w:val="20"/>
+                <w:rtl w:val="0"/>
+              </w:rPr>
+              <w:t xml:space="preserve">: </w:t>
+            </w:r>
+            <w:r>
+              <w:rPr>
+                <w:i w:val="1"/>
+                <w:iCs w:val="1"/>
+                <w:sz w:val="20"/>
+                <w:szCs w:val="20"/>
+                <w:rtl w:val="0"/>
+              </w:rPr>
+              <w:t xml:space="preserve">la actividad 2.7 “Pruebas Locales del Sistema Completo” se ejecutará como prueba de sistema y regresión integral sobre el entorno orquestado con Docker, verificando la arquitectura completa en conjunto. La actividad 3.1 incorporará, además, pruebas de usabilidad con usuarios reales (docentes y apoderados) y una auditoría de seguridad de accesos y roles previa a la entrega final</w:t>
+            </w:r>
+            <w:r>
+              <w:rPr>
+                <w:rFonts w:ascii="Arial" w:cs="Arial" w:eastAsia="Arial" w:hAnsi="Arial"/>
+                <w:sz w:val="20"/>
+                <w:szCs w:val="20"/>
+                <w:rtl w:val="0"/>
+              </w:rPr>
+              <w:t xml:space="preserve">.</w:t>
+            </w:r>
+          </w:p>
+          <w:p>
+            <w:pPr>
+              <w:spacing w:before="160" w:lineRule="auto"/>
+              <w:jc w:val="center"/>
+              <w:rPr>
+                <w:i w:val="1"/>
+                <w:iCs w:val="1"/>
+                <w:sz w:val="20"/>
+                <w:szCs w:val="20"/>
+              </w:rPr>
+            </w:pPr>
+            <w:r>
+              <w:rPr>
+                <w:b w:val="1"/>
+                <w:bCs w:val="1"/>
+                <w:i w:val="1"/>
+                <w:iCs w:val="1"/>
+                <w:sz w:val="20"/>
+                <w:szCs w:val="20"/>
+                <w:rtl w:val="0"/>
+              </w:rPr>
+              <w:t xml:space="preserve">Gestión de defectos:</w:t>
+            </w:r>
+            <w:r>
+              <w:rPr>
+                <w:rFonts w:ascii="Arial" w:cs="Arial" w:eastAsia="Arial" w:hAnsi="Arial"/>
+                <w:b w:val="1"/>
+                <w:bCs w:val="1"/>
+                <w:sz w:val="20"/>
+                <w:szCs w:val="20"/>
+                <w:rtl w:val="0"/>
+              </w:rPr>
+              <w:t xml:space="preserve"> </w:t>
+            </w:r>
+            <w:r>
+              <w:rPr>
+                <w:i w:val="1"/>
+                <w:iCs w:val="1"/>
+                <w:sz w:val="20"/>
+                <w:szCs w:val="20"/>
+                <w:rtl w:val="0"/>
+              </w:rPr>
+              <w:t xml:space="preserve">aunque Felipe Catalán lidera el rol de QA como Lead Developer, la calidad es responsabilidad de todo el equipo Scrum. Los defectos detectados se registrarán y priorizarán en el tablero de Jira administrado por el Product Owner, y se corregirán dentro del mismo Sprint en que sean descubiertos, sin postergarlos para las etapas finales.</w:t>
+            </w:r>
+          </w:p>
+          <w:p>
+            <w:pPr>
+              <w:spacing w:after="240" w:before="240" w:lineRule="auto"/>
+              <w:rPr>
+                <w:i w:val="1"/>
+                <w:iCs w:val="1"/>
+                <w:sz w:val="20"/>
+                <w:szCs w:val="20"/>
+              </w:rPr>
+            </w:pPr>
             <w:r>
               <w:rPr>
                 <w:rtl w:val="0"/>
@@ -7267,7 +7613,7 @@
                 <w:szCs w:val="18"/>
                 <w:rtl w:val="0"/>
               </w:rPr>
-              <w:t xml:space="preserve">2.7 Pruebas Locales del Sistema Completo </w:t>
+              <w:t xml:space="preserve">2.7 Pruebas continuas y CI por Sprint</w:t>
             </w:r>
           </w:p>
         </w:tc>
@@ -7286,7 +7632,7 @@
                 <w:szCs w:val="18"/>
                 <w:rtl w:val="0"/>
               </w:rPr>
-              <w:t xml:space="preserve">Verificación de que todos los módulos funcionen juntos, diagnosticando errores en el servidor local del equipo. </w:t>
+              <w:t xml:space="preserve">Pruebas unitarias (Pest/pytest), integración (ETL, Laravel–FastAPI, Spatie) y E2E automatizadas en GitHub Actions durante todos los Sprints, con cierre de regresión integral en Docker</w:t>
             </w:r>
           </w:p>
         </w:tc>
@@ -7305,7 +7651,7 @@
                 <w:szCs w:val="18"/>
                 <w:rtl w:val="0"/>
               </w:rPr>
-              <w:t xml:space="preserve">Computadores del equipo de desarrollo. </w:t>
+              <w:t xml:space="preserve">Pest, pytest, GitHub Actions, Docker</w:t>
             </w:r>
           </w:p>
         </w:tc>
@@ -7364,7 +7710,7 @@
                 <w:szCs w:val="18"/>
                 <w:rtl w:val="0"/>
               </w:rPr>
-              <w:t xml:space="preserve">Cierre técnico de la Fase 2, ejecutando soluciones a posibles fallos de código. </w:t>
+              <w:t xml:space="preserve">Se ejecuta en paralelo al resto de actividades; cada historia es "Done" solo con pruebas y CI en verde; defectos gestionados en Jira</w:t>
             </w:r>
           </w:p>
         </w:tc>
@@ -7979,7 +8325,7 @@
     <w:tbl>
       <w:tblPr>
         <w:tblStyle w:val="Table16"/>
-        <w:tblW w:w="11250.0" w:type="dxa"/>
+        <w:tblW w:w="11157.0" w:type="dxa"/>
         <w:jc w:val="left"/>
         <w:tblInd w:w="-1385.0" w:type="dxa"/>
         <w:tblBorders>
@@ -8011,7 +8357,7 @@
         <w:gridCol w:w="540"/>
         <w:gridCol w:w="510"/>
         <w:gridCol w:w="105"/>
-        <w:gridCol w:w="525"/>
+        <w:gridCol w:w="431.99999999999994"/>
         <w:gridCol w:w="525"/>
         <w:gridCol w:w="525"/>
         <w:gridCol w:w="105"/>
@@ -8034,7 +8380,7 @@
             <w:gridCol w:w="540"/>
             <w:gridCol w:w="510"/>
             <w:gridCol w:w="105"/>
-            <w:gridCol w:w="525"/>
+            <w:gridCol w:w="431.99999999999994"/>
             <w:gridCol w:w="525"/>
             <w:gridCol w:w="525"/>
             <w:gridCol w:w="105"/>
@@ -8044,7 +8390,7 @@
       <w:tr>
         <w:trPr>
           <w:cantSplit w:val="0"/>
-          <w:trHeight w:val="294" w:hRule="atLeast"/>
+          <w:trHeight w:val="360" w:hRule="atLeast"/>
           <w:tblHeader w:val="0"/>
         </w:trPr>
         <w:tc>
@@ -8104,7 +8450,7 @@
         </w:tc>
         <w:tc>
           <w:tcPr>
-            <w:gridSpan w:val="12"/>
+            <w:gridSpan w:val="13"/>
             <w:shd w:fill="fff2cb" w:val="clear"/>
           </w:tcPr>
           <w:p>
@@ -8132,13 +8478,13 @@
         </w:tc>
         <w:tc>
           <w:tcPr>
-            <w:gridSpan w:val="4"/>
+            <w:gridSpan w:val="3"/>
             <w:shd w:fill="fbe4d5" w:val="clear"/>
           </w:tcPr>
           <w:p>
             <w:pPr>
-              <w:spacing w:line="360" w:lineRule="auto"/>
-              <w:jc w:val="center"/>
+              <w:widowControl w:val="0"/>
+              <w:spacing w:after="0" w:line="276" w:lineRule="auto"/>
               <w:rPr>
                 <w:b w:val="1"/>
                 <w:bCs w:val="1"/>
@@ -8154,7 +8500,7 @@
                 <w:szCs w:val="16"/>
                 <w:rtl w:val="0"/>
               </w:rPr>
-              <w:t xml:space="preserve">Fase 3</w:t>
+              <w:t xml:space="preserve">fase 3</w:t>
             </w:r>
           </w:p>
         </w:tc>
@@ -8183,7 +8529,7 @@
                 <w:between w:space="0" w:sz="0" w:val="nil"/>
               </w:pBdr>
               <w:shd w:fill="auto" w:val="clear"/>
-              <w:spacing w:after="0" w:before="0" w:line="276" w:lineRule="auto"/>
+              <w:spacing w:after="0" w:before="0" w:line="240" w:lineRule="auto"/>
               <w:ind w:left="0" w:right="0" w:firstLine="0"/>
               <w:jc w:val="left"/>
               <w:rPr>
@@ -8656,7 +9002,7 @@
       <w:tr>
         <w:trPr>
           <w:cantSplit w:val="0"/>
-          <w:trHeight w:val="294" w:hRule="atLeast"/>
+          <w:trHeight w:val="360" w:hRule="atLeast"/>
           <w:tblHeader w:val="0"/>
         </w:trPr>
         <w:tc>
@@ -9052,7 +9398,7 @@
       <w:tr>
         <w:trPr>
           <w:cantSplit w:val="0"/>
-          <w:trHeight w:val="303" w:hRule="atLeast"/>
+          <w:trHeight w:val="360" w:hRule="atLeast"/>
           <w:tblHeader w:val="0"/>
         </w:trPr>
         <w:tc>
@@ -9443,7 +9789,7 @@
       <w:tr>
         <w:trPr>
           <w:cantSplit w:val="0"/>
-          <w:trHeight w:val="294" w:hRule="atLeast"/>
+          <w:trHeight w:val="360" w:hRule="atLeast"/>
           <w:tblHeader w:val="0"/>
         </w:trPr>
         <w:tc>
@@ -9834,7 +10180,7 @@
       <w:tr>
         <w:trPr>
           <w:cantSplit w:val="0"/>
-          <w:trHeight w:val="294" w:hRule="atLeast"/>
+          <w:trHeight w:val="360" w:hRule="atLeast"/>
           <w:tblHeader w:val="0"/>
         </w:trPr>
         <w:tc>
@@ -10225,7 +10571,7 @@
       <w:tr>
         <w:trPr>
           <w:cantSplit w:val="0"/>
-          <w:trHeight w:val="294" w:hRule="atLeast"/>
+          <w:trHeight w:val="360" w:hRule="atLeast"/>
           <w:tblHeader w:val="0"/>
         </w:trPr>
         <w:tc>
@@ -10632,7 +10978,7 @@
       <w:tr>
         <w:trPr>
           <w:cantSplit w:val="0"/>
-          <w:trHeight w:val="294" w:hRule="atLeast"/>
+          <w:trHeight w:val="360" w:hRule="atLeast"/>
           <w:tblHeader w:val="0"/>
         </w:trPr>
         <w:tc>
@@ -11039,7 +11385,7 @@
       <w:tr>
         <w:trPr>
           <w:cantSplit w:val="0"/>
-          <w:trHeight w:val="294" w:hRule="atLeast"/>
+          <w:trHeight w:val="360" w:hRule="atLeast"/>
           <w:tblHeader w:val="0"/>
         </w:trPr>
         <w:tc>
@@ -11446,7 +11792,7 @@
       <w:tr>
         <w:trPr>
           <w:cantSplit w:val="0"/>
-          <w:trHeight w:val="294" w:hRule="atLeast"/>
+          <w:trHeight w:val="360" w:hRule="atLeast"/>
           <w:tblHeader w:val="0"/>
         </w:trPr>
         <w:tc>
@@ -11853,7 +12199,7 @@
       <w:tr>
         <w:trPr>
           <w:cantSplit w:val="0"/>
-          <w:trHeight w:val="294" w:hRule="atLeast"/>
+          <w:trHeight w:val="360" w:hRule="atLeast"/>
           <w:tblHeader w:val="0"/>
         </w:trPr>
         <w:tc>
@@ -12256,7 +12602,7 @@
       <w:tr>
         <w:trPr>
           <w:cantSplit w:val="0"/>
-          <w:trHeight w:val="294" w:hRule="atLeast"/>
+          <w:trHeight w:val="360" w:hRule="atLeast"/>
           <w:tblHeader w:val="0"/>
         </w:trPr>
         <w:tc>
@@ -12657,7 +13003,7 @@
       <w:tr>
         <w:trPr>
           <w:cantSplit w:val="0"/>
-          <w:trHeight w:val="294" w:hRule="atLeast"/>
+          <w:trHeight w:val="360" w:hRule="atLeast"/>
           <w:tblHeader w:val="0"/>
         </w:trPr>
         <w:tc>
@@ -12676,7 +13022,7 @@
                 <w:szCs w:val="16"/>
                 <w:rtl w:val="0"/>
               </w:rPr>
-              <w:t xml:space="preserve">2.7 Pruebas Locales del Sistema </w:t>
+              <w:t xml:space="preserve">2.7 Pruebas continuas y CI por Sprint</w:t>
             </w:r>
           </w:p>
         </w:tc>
@@ -12742,194 +13088,6 @@
         </w:tc>
         <w:tc>
           <w:tcPr/>
-          <w:p>
-            <w:pPr>
-              <w:spacing w:line="360" w:lineRule="auto"/>
-              <w:jc w:val="both"/>
-              <w:rPr>
-                <w:b w:val="1"/>
-                <w:bCs w:val="1"/>
-                <w:sz w:val="16"/>
-                <w:szCs w:val="16"/>
-              </w:rPr>
-            </w:pPr>
-            <w:r>
-              <w:rPr>
-                <w:rtl w:val="0"/>
-              </w:rPr>
-            </w:r>
-          </w:p>
-        </w:tc>
-        <w:tc>
-          <w:tcPr/>
-          <w:p>
-            <w:pPr>
-              <w:spacing w:line="360" w:lineRule="auto"/>
-              <w:jc w:val="both"/>
-              <w:rPr>
-                <w:b w:val="1"/>
-                <w:bCs w:val="1"/>
-                <w:sz w:val="16"/>
-                <w:szCs w:val="16"/>
-              </w:rPr>
-            </w:pPr>
-            <w:r>
-              <w:rPr>
-                <w:rtl w:val="0"/>
-              </w:rPr>
-            </w:r>
-          </w:p>
-        </w:tc>
-        <w:tc>
-          <w:tcPr/>
-          <w:p>
-            <w:pPr>
-              <w:spacing w:line="360" w:lineRule="auto"/>
-              <w:jc w:val="both"/>
-              <w:rPr>
-                <w:b w:val="1"/>
-                <w:bCs w:val="1"/>
-                <w:sz w:val="16"/>
-                <w:szCs w:val="16"/>
-              </w:rPr>
-            </w:pPr>
-            <w:r>
-              <w:rPr>
-                <w:rtl w:val="0"/>
-              </w:rPr>
-            </w:r>
-          </w:p>
-        </w:tc>
-        <w:tc>
-          <w:tcPr/>
-          <w:p>
-            <w:pPr>
-              <w:spacing w:line="360" w:lineRule="auto"/>
-              <w:jc w:val="both"/>
-              <w:rPr>
-                <w:b w:val="1"/>
-                <w:bCs w:val="1"/>
-                <w:sz w:val="16"/>
-                <w:szCs w:val="16"/>
-              </w:rPr>
-            </w:pPr>
-            <w:r>
-              <w:rPr>
-                <w:rtl w:val="0"/>
-              </w:rPr>
-            </w:r>
-          </w:p>
-        </w:tc>
-        <w:tc>
-          <w:tcPr/>
-          <w:p>
-            <w:pPr>
-              <w:spacing w:line="360" w:lineRule="auto"/>
-              <w:jc w:val="both"/>
-              <w:rPr>
-                <w:b w:val="1"/>
-                <w:bCs w:val="1"/>
-                <w:sz w:val="16"/>
-                <w:szCs w:val="16"/>
-              </w:rPr>
-            </w:pPr>
-            <w:r>
-              <w:rPr>
-                <w:rtl w:val="0"/>
-              </w:rPr>
-            </w:r>
-          </w:p>
-        </w:tc>
-        <w:tc>
-          <w:tcPr/>
-          <w:p>
-            <w:pPr>
-              <w:spacing w:line="360" w:lineRule="auto"/>
-              <w:jc w:val="both"/>
-              <w:rPr>
-                <w:b w:val="1"/>
-                <w:bCs w:val="1"/>
-                <w:sz w:val="16"/>
-                <w:szCs w:val="16"/>
-              </w:rPr>
-            </w:pPr>
-            <w:r>
-              <w:rPr>
-                <w:rtl w:val="0"/>
-              </w:rPr>
-            </w:r>
-          </w:p>
-        </w:tc>
-        <w:tc>
-          <w:tcPr>
-            <w:shd w:fill="ffffff" w:val="clear"/>
-          </w:tcPr>
-          <w:p>
-            <w:pPr>
-              <w:spacing w:line="360" w:lineRule="auto"/>
-              <w:jc w:val="both"/>
-              <w:rPr>
-                <w:b w:val="1"/>
-                <w:bCs w:val="1"/>
-                <w:sz w:val="16"/>
-                <w:szCs w:val="16"/>
-              </w:rPr>
-            </w:pPr>
-            <w:r>
-              <w:rPr>
-                <w:rtl w:val="0"/>
-              </w:rPr>
-            </w:r>
-          </w:p>
-        </w:tc>
-        <w:tc>
-          <w:tcPr>
-            <w:shd w:fill="ffffff" w:val="clear"/>
-          </w:tcPr>
-          <w:p>
-            <w:pPr>
-              <w:spacing w:line="360" w:lineRule="auto"/>
-              <w:jc w:val="both"/>
-              <w:rPr>
-                <w:b w:val="1"/>
-                <w:bCs w:val="1"/>
-                <w:sz w:val="16"/>
-                <w:szCs w:val="16"/>
-              </w:rPr>
-            </w:pPr>
-            <w:r>
-              <w:rPr>
-                <w:rtl w:val="0"/>
-              </w:rPr>
-            </w:r>
-          </w:p>
-        </w:tc>
-        <w:tc>
-          <w:tcPr>
-            <w:shd w:fill="ffffff" w:val="clear"/>
-          </w:tcPr>
-          <w:p>
-            <w:pPr>
-              <w:spacing w:line="360" w:lineRule="auto"/>
-              <w:jc w:val="both"/>
-              <w:rPr>
-                <w:b w:val="1"/>
-                <w:bCs w:val="1"/>
-                <w:sz w:val="16"/>
-                <w:szCs w:val="16"/>
-              </w:rPr>
-            </w:pPr>
-            <w:r>
-              <w:rPr>
-                <w:rtl w:val="0"/>
-              </w:rPr>
-            </w:r>
-          </w:p>
-        </w:tc>
-        <w:tc>
-          <w:tcPr>
-            <w:shd w:fill="ffffff" w:val="clear"/>
-          </w:tcPr>
           <w:p>
             <w:pPr>
               <w:spacing w:line="360" w:lineRule="auto"/>
@@ -12994,6 +13152,204 @@
         </w:tc>
         <w:tc>
           <w:tcPr>
+            <w:shd w:fill="fff2cb" w:val="clear"/>
+          </w:tcPr>
+          <w:p>
+            <w:pPr>
+              <w:spacing w:line="360" w:lineRule="auto"/>
+              <w:jc w:val="both"/>
+              <w:rPr>
+                <w:b w:val="1"/>
+                <w:bCs w:val="1"/>
+                <w:sz w:val="16"/>
+                <w:szCs w:val="16"/>
+              </w:rPr>
+            </w:pPr>
+            <w:r>
+              <w:rPr>
+                <w:rtl w:val="0"/>
+              </w:rPr>
+            </w:r>
+          </w:p>
+        </w:tc>
+        <w:tc>
+          <w:tcPr>
+            <w:shd w:fill="fff2cb" w:val="clear"/>
+          </w:tcPr>
+          <w:p>
+            <w:pPr>
+              <w:spacing w:line="360" w:lineRule="auto"/>
+              <w:jc w:val="both"/>
+              <w:rPr>
+                <w:b w:val="1"/>
+                <w:bCs w:val="1"/>
+                <w:sz w:val="16"/>
+                <w:szCs w:val="16"/>
+              </w:rPr>
+            </w:pPr>
+            <w:r>
+              <w:rPr>
+                <w:rtl w:val="0"/>
+              </w:rPr>
+            </w:r>
+          </w:p>
+        </w:tc>
+        <w:tc>
+          <w:tcPr>
+            <w:shd w:fill="fff2cb" w:val="clear"/>
+          </w:tcPr>
+          <w:p>
+            <w:pPr>
+              <w:spacing w:line="360" w:lineRule="auto"/>
+              <w:jc w:val="both"/>
+              <w:rPr>
+                <w:b w:val="1"/>
+                <w:bCs w:val="1"/>
+                <w:sz w:val="16"/>
+                <w:szCs w:val="16"/>
+              </w:rPr>
+            </w:pPr>
+            <w:r>
+              <w:rPr>
+                <w:rtl w:val="0"/>
+              </w:rPr>
+            </w:r>
+          </w:p>
+        </w:tc>
+        <w:tc>
+          <w:tcPr>
+            <w:shd w:fill="fff2cb" w:val="clear"/>
+          </w:tcPr>
+          <w:p>
+            <w:pPr>
+              <w:spacing w:line="360" w:lineRule="auto"/>
+              <w:jc w:val="both"/>
+              <w:rPr>
+                <w:b w:val="1"/>
+                <w:bCs w:val="1"/>
+                <w:sz w:val="16"/>
+                <w:szCs w:val="16"/>
+              </w:rPr>
+            </w:pPr>
+            <w:r>
+              <w:rPr>
+                <w:rtl w:val="0"/>
+              </w:rPr>
+            </w:r>
+          </w:p>
+        </w:tc>
+        <w:tc>
+          <w:tcPr>
+            <w:shd w:fill="fff2cb" w:val="clear"/>
+          </w:tcPr>
+          <w:p>
+            <w:pPr>
+              <w:spacing w:line="360" w:lineRule="auto"/>
+              <w:jc w:val="both"/>
+              <w:rPr>
+                <w:b w:val="1"/>
+                <w:bCs w:val="1"/>
+                <w:sz w:val="16"/>
+                <w:szCs w:val="16"/>
+              </w:rPr>
+            </w:pPr>
+            <w:r>
+              <w:rPr>
+                <w:rtl w:val="0"/>
+              </w:rPr>
+            </w:r>
+          </w:p>
+        </w:tc>
+        <w:tc>
+          <w:tcPr>
+            <w:shd w:fill="fff2cb" w:val="clear"/>
+          </w:tcPr>
+          <w:p>
+            <w:pPr>
+              <w:spacing w:line="360" w:lineRule="auto"/>
+              <w:jc w:val="both"/>
+              <w:rPr>
+                <w:b w:val="1"/>
+                <w:bCs w:val="1"/>
+                <w:sz w:val="16"/>
+                <w:szCs w:val="16"/>
+              </w:rPr>
+            </w:pPr>
+            <w:r>
+              <w:rPr>
+                <w:rtl w:val="0"/>
+              </w:rPr>
+            </w:r>
+          </w:p>
+        </w:tc>
+        <w:tc>
+          <w:tcPr>
+            <w:shd w:fill="fff2cb" w:val="clear"/>
+          </w:tcPr>
+          <w:p>
+            <w:pPr>
+              <w:spacing w:line="360" w:lineRule="auto"/>
+              <w:jc w:val="both"/>
+              <w:rPr>
+                <w:b w:val="1"/>
+                <w:bCs w:val="1"/>
+                <w:sz w:val="16"/>
+                <w:szCs w:val="16"/>
+              </w:rPr>
+            </w:pPr>
+            <w:r>
+              <w:rPr>
+                <w:rtl w:val="0"/>
+              </w:rPr>
+            </w:r>
+          </w:p>
+        </w:tc>
+        <w:tc>
+          <w:tcPr>
+            <w:shd w:fill="fff2cb" w:val="clear"/>
+          </w:tcPr>
+          <w:p>
+            <w:pPr>
+              <w:spacing w:line="360" w:lineRule="auto"/>
+              <w:jc w:val="both"/>
+              <w:rPr>
+                <w:b w:val="1"/>
+                <w:bCs w:val="1"/>
+                <w:sz w:val="16"/>
+                <w:szCs w:val="16"/>
+              </w:rPr>
+            </w:pPr>
+            <w:r>
+              <w:rPr>
+                <w:rtl w:val="0"/>
+              </w:rPr>
+            </w:r>
+          </w:p>
+        </w:tc>
+        <w:tc>
+          <w:tcPr>
+            <w:shd w:fill="fff2cb" w:val="clear"/>
+          </w:tcPr>
+          <w:p>
+            <w:pPr>
+              <w:spacing w:line="360" w:lineRule="auto"/>
+              <w:jc w:val="both"/>
+              <w:rPr>
+                <w:b w:val="1"/>
+                <w:bCs w:val="1"/>
+                <w:sz w:val="16"/>
+                <w:szCs w:val="16"/>
+              </w:rPr>
+            </w:pPr>
+            <w:r>
+              <w:rPr>
+                <w:rtl w:val="0"/>
+              </w:rPr>
+            </w:r>
+          </w:p>
+        </w:tc>
+        <w:tc>
+          <w:tcPr>
             <w:gridSpan w:val="2"/>
           </w:tcPr>
           <w:p>
@@ -13058,7 +13414,7 @@
       <w:tr>
         <w:trPr>
           <w:cantSplit w:val="0"/>
-          <w:trHeight w:val="294" w:hRule="atLeast"/>
+          <w:trHeight w:val="360" w:hRule="atLeast"/>
           <w:tblHeader w:val="0"/>
         </w:trPr>
         <w:tc>
@@ -13384,7 +13740,7 @@
         <w:tc>
           <w:tcPr>
             <w:gridSpan w:val="2"/>
-            <w:shd w:fill="fbe4d5" w:val="clear"/>
+            <w:shd w:fill="fff2cb" w:val="clear"/>
           </w:tcPr>
           <w:p>
             <w:pPr>
@@ -13448,7 +13804,7 @@
       <w:tr>
         <w:trPr>
           <w:cantSplit w:val="0"/>
-          <w:trHeight w:val="294" w:hRule="atLeast"/>
+          <w:trHeight w:val="360" w:hRule="atLeast"/>
           <w:tblHeader w:val="0"/>
         </w:trPr>
         <w:tc>
@@ -13839,7 +14195,7 @@
       <w:tr>
         <w:trPr>
           <w:cantSplit w:val="0"/>
-          <w:trHeight w:val="294" w:hRule="atLeast"/>
+          <w:trHeight w:val="360" w:hRule="atLeast"/>
           <w:tblHeader w:val="0"/>
         </w:trPr>
         <w:tc>
